--- a/data/signature_template.docx
+++ b/data/signature_template.docx
@@ -22,7 +22,7 @@
         <w:tblLook w:val="04A0" w:firstRow="1" w:lastRow="0" w:firstColumn="1" w:lastColumn="0" w:noHBand="0" w:noVBand="1"/>
       </w:tblPr>
       <w:tblGrid>
-        <w:gridCol w:w="1921"/>
+        <w:gridCol w:w="1933"/>
         <w:gridCol w:w="4661"/>
       </w:tblGrid>
       <w:tr>
@@ -43,10 +43,10 @@
                 <w:noProof/>
               </w:rPr>
               <w:drawing>
-                <wp:inline distT="0" distB="0" distL="0" distR="0" wp14:anchorId="4B30CED0" wp14:editId="56D59963">
-                  <wp:extent cx="1083128" cy="1083128"/>
-                  <wp:effectExtent l="0" t="0" r="0" b="0"/>
-                  <wp:docPr id="733551634" name="Picture 1"/>
+                <wp:inline distT="0" distB="0" distL="0" distR="0" wp14:anchorId="5EAA90A9" wp14:editId="67FAA1A8">
+                  <wp:extent cx="1090613" cy="1077064"/>
+                  <wp:effectExtent l="0" t="0" r="0" b="8890"/>
+                  <wp:docPr id="352196401" name="Picture 1"/>
                   <wp:cNvGraphicFramePr>
                     <a:graphicFrameLocks xmlns:a="http://schemas.openxmlformats.org/drawingml/2006/main" noChangeAspect="1"/>
                   </wp:cNvGraphicFramePr>
@@ -75,7 +75,7 @@
                         <pic:spPr bwMode="auto">
                           <a:xfrm>
                             <a:off x="0" y="0"/>
-                            <a:ext cx="1083128" cy="1083128"/>
+                            <a:ext cx="1113362" cy="1099530"/>
                           </a:xfrm>
                           <a:prstGeom prst="rect">
                             <a:avLst/>
@@ -185,6 +185,26 @@
             </w:r>
             <w:r>
               <w:t>567890</w:t>
+            </w:r>
+          </w:p>
+          <w:p>
+            <w:pPr>
+              <w:ind w:left="130"/>
+              <w:rPr>
+                <w:i/>
+                <w:iCs/>
+                <w:sz w:val="18"/>
+                <w:szCs w:val="18"/>
+              </w:rPr>
+            </w:pPr>
+            <w:r>
+              <w:rPr>
+                <w:i/>
+                <w:iCs/>
+                <w:sz w:val="18"/>
+                <w:szCs w:val="18"/>
+              </w:rPr>
+              <w:t>In eggs, beans, and all other food we trust.</w:t>
             </w:r>
           </w:p>
         </w:tc>
@@ -807,7 +827,6 @@
   <w:style w:type="character" w:default="1" w:styleId="DefaultParagraphFont">
     <w:name w:val="Default Paragraph Font"/>
     <w:uiPriority w:val="1"/>
-    <w:semiHidden/>
     <w:unhideWhenUsed/>
   </w:style>
   <w:style w:type="table" w:default="1" w:styleId="TableNormal">
